--- a/bsc_proposal_valentin_lanz_draft.docx
+++ b/bsc_proposal_valentin_lanz_draft.docx
@@ -976,7 +976,6 @@
     <w:p>
       <w:pPr>
         <w:rPr>
-          <w:color w:val="FF0000"/>
           <w:sz w:val="22"/>
           <w:szCs w:val="22"/>
           <w:u w:val="single"/>
@@ -984,7 +983,6 @@
       </w:pPr>
       <w:r>
         <w:rPr>
-          <w:color w:val="FF0000"/>
           <w:sz w:val="22"/>
           <w:szCs w:val="22"/>
           <w:u w:val="single"/>
@@ -993,7 +991,6 @@
       </w:r>
       <w:r>
         <w:rPr>
-          <w:color w:val="FF0000"/>
           <w:sz w:val="22"/>
           <w:szCs w:val="22"/>
           <w:u w:val="single"/>
@@ -1002,7 +999,6 @@
       </w:r>
       <w:r>
         <w:rPr>
-          <w:color w:val="FF0000"/>
           <w:sz w:val="22"/>
           <w:szCs w:val="22"/>
           <w:u w:val="single"/>
@@ -1011,7 +1007,6 @@
       </w:r>
       <w:r>
         <w:rPr>
-          <w:color w:val="FF0000"/>
           <w:sz w:val="22"/>
           <w:szCs w:val="22"/>
           <w:u w:val="single"/>
@@ -1020,7 +1015,6 @@
       </w:r>
       <w:r>
         <w:rPr>
-          <w:color w:val="FF0000"/>
           <w:sz w:val="22"/>
           <w:szCs w:val="22"/>
         </w:rPr>
@@ -1028,7 +1022,6 @@
       </w:r>
       <w:r>
         <w:rPr>
-          <w:color w:val="FF0000"/>
           <w:sz w:val="22"/>
           <w:szCs w:val="22"/>
         </w:rPr>
@@ -1036,7 +1029,6 @@
       </w:r>
       <w:r>
         <w:rPr>
-          <w:color w:val="FF0000"/>
           <w:sz w:val="22"/>
           <w:szCs w:val="22"/>
         </w:rPr>
@@ -1044,7 +1036,6 @@
       </w:r>
       <w:r>
         <w:rPr>
-          <w:color w:val="FF0000"/>
           <w:sz w:val="22"/>
           <w:szCs w:val="22"/>
         </w:rPr>
@@ -1054,14 +1045,12 @@
     <w:p>
       <w:pPr>
         <w:rPr>
-          <w:color w:val="FF0000"/>
-          <w:sz w:val="22"/>
-          <w:szCs w:val="22"/>
-        </w:rPr>
-      </w:pPr>
-      <w:r>
-        <w:rPr>
-          <w:color w:val="FF0000"/>
+          <w:sz w:val="22"/>
+          <w:szCs w:val="22"/>
+        </w:rPr>
+      </w:pPr>
+      <w:r>
+        <w:rPr>
           <w:sz w:val="22"/>
           <w:szCs w:val="22"/>
         </w:rPr>
@@ -1069,7 +1058,6 @@
       </w:r>
       <w:r>
         <w:rPr>
-          <w:color w:val="FF0000"/>
           <w:sz w:val="22"/>
           <w:szCs w:val="22"/>
         </w:rPr>
@@ -1077,7 +1065,6 @@
       </w:r>
       <w:r>
         <w:rPr>
-          <w:color w:val="FF0000"/>
           <w:sz w:val="22"/>
           <w:szCs w:val="22"/>
         </w:rPr>
@@ -1085,7 +1072,6 @@
       </w:r>
       <w:r>
         <w:rPr>
-          <w:color w:val="FF0000"/>
           <w:sz w:val="22"/>
           <w:szCs w:val="22"/>
         </w:rPr>
@@ -1095,14 +1081,12 @@
     <w:p>
       <w:pPr>
         <w:rPr>
-          <w:color w:val="FF0000"/>
-          <w:sz w:val="22"/>
-          <w:szCs w:val="22"/>
-        </w:rPr>
-      </w:pPr>
-      <w:r>
-        <w:rPr>
-          <w:color w:val="FF0000"/>
+          <w:sz w:val="22"/>
+          <w:szCs w:val="22"/>
+        </w:rPr>
+      </w:pPr>
+      <w:r>
+        <w:rPr>
           <w:sz w:val="22"/>
           <w:szCs w:val="22"/>
           <w:u w:val="single"/>
@@ -1111,7 +1095,6 @@
       </w:r>
       <w:r>
         <w:rPr>
-          <w:color w:val="FF0000"/>
           <w:sz w:val="22"/>
           <w:szCs w:val="22"/>
           <w:u w:val="single"/>
@@ -1120,7 +1103,6 @@
       </w:r>
       <w:r>
         <w:rPr>
-          <w:color w:val="FF0000"/>
           <w:sz w:val="22"/>
           <w:szCs w:val="22"/>
           <w:u w:val="single"/>
@@ -1129,7 +1111,6 @@
       </w:r>
       <w:r>
         <w:rPr>
-          <w:color w:val="FF0000"/>
           <w:sz w:val="22"/>
           <w:szCs w:val="22"/>
           <w:u w:val="single"/>
@@ -1138,7 +1119,6 @@
       </w:r>
       <w:r>
         <w:rPr>
-          <w:color w:val="FF0000"/>
           <w:sz w:val="22"/>
           <w:szCs w:val="22"/>
           <w:u w:val="single"/>
@@ -1147,7 +1127,6 @@
       </w:r>
       <w:r>
         <w:rPr>
-          <w:color w:val="FF0000"/>
           <w:sz w:val="22"/>
           <w:szCs w:val="22"/>
           <w:u w:val="single"/>
@@ -1156,7 +1135,6 @@
       </w:r>
       <w:r>
         <w:rPr>
-          <w:color w:val="FF0000"/>
           <w:sz w:val="22"/>
           <w:szCs w:val="22"/>
         </w:rPr>
@@ -1164,7 +1142,6 @@
       </w:r>
       <w:r>
         <w:rPr>
-          <w:color w:val="FF0000"/>
           <w:sz w:val="22"/>
           <w:szCs w:val="22"/>
         </w:rPr>
@@ -1172,7 +1149,6 @@
       </w:r>
       <w:r>
         <w:rPr>
-          <w:color w:val="FF0000"/>
           <w:sz w:val="22"/>
           <w:szCs w:val="22"/>
         </w:rPr>
@@ -1180,7 +1156,6 @@
       </w:r>
       <w:r>
         <w:rPr>
-          <w:color w:val="FF0000"/>
           <w:sz w:val="22"/>
           <w:szCs w:val="22"/>
         </w:rPr>
@@ -1188,7 +1163,6 @@
       </w:r>
       <w:r>
         <w:rPr>
-          <w:color w:val="FF0000"/>
           <w:sz w:val="22"/>
           <w:szCs w:val="22"/>
         </w:rPr>
@@ -1196,7 +1170,6 @@
       </w:r>
       <w:r>
         <w:rPr>
-          <w:color w:val="FF0000"/>
           <w:sz w:val="22"/>
           <w:szCs w:val="22"/>
         </w:rPr>
@@ -1204,7 +1177,6 @@
       </w:r>
       <w:r>
         <w:rPr>
-          <w:color w:val="FF0000"/>
           <w:sz w:val="22"/>
           <w:szCs w:val="22"/>
         </w:rPr>
@@ -1212,7 +1184,6 @@
       </w:r>
       <w:r>
         <w:rPr>
-          <w:color w:val="FF0000"/>
           <w:sz w:val="22"/>
           <w:szCs w:val="22"/>
         </w:rPr>
@@ -1220,7 +1191,6 @@
       </w:r>
       <w:r>
         <w:rPr>
-          <w:color w:val="FF0000"/>
           <w:sz w:val="22"/>
           <w:szCs w:val="22"/>
         </w:rPr>
@@ -1228,7 +1198,6 @@
       </w:r>
       <w:r>
         <w:rPr>
-          <w:color w:val="FF0000"/>
           <w:sz w:val="22"/>
           <w:szCs w:val="22"/>
         </w:rPr>
@@ -1236,7 +1205,6 @@
       </w:r>
       <w:r>
         <w:rPr>
-          <w:color w:val="FF0000"/>
           <w:sz w:val="22"/>
           <w:szCs w:val="22"/>
         </w:rPr>
@@ -1244,7 +1212,6 @@
       </w:r>
       <w:r>
         <w:rPr>
-          <w:color w:val="FF0000"/>
           <w:sz w:val="22"/>
           <w:szCs w:val="22"/>
         </w:rPr>
@@ -1252,7 +1219,6 @@
       </w:r>
       <w:r>
         <w:rPr>
-          <w:color w:val="FF0000"/>
           <w:sz w:val="22"/>
           <w:szCs w:val="22"/>
         </w:rPr>
@@ -1260,7 +1226,6 @@
       </w:r>
       <w:r>
         <w:rPr>
-          <w:color w:val="FF0000"/>
           <w:sz w:val="22"/>
           <w:szCs w:val="22"/>
         </w:rPr>
@@ -1268,7 +1233,6 @@
       </w:r>
       <w:r>
         <w:rPr>
-          <w:color w:val="FF0000"/>
           <w:sz w:val="22"/>
           <w:szCs w:val="22"/>
         </w:rPr>
@@ -1398,26 +1362,24 @@
           <w:sz w:val="22"/>
           <w:szCs w:val="22"/>
         </w:rPr>
-        <w:t xml:space="preserve"> in Arctic greening over the past decades</w:t>
-      </w:r>
-      <w:r>
-        <w:rPr>
-          <w:sz w:val="22"/>
-          <w:szCs w:val="22"/>
-        </w:rPr>
-        <w:t xml:space="preserve"> </w:t>
-      </w:r>
-      <w:r>
-        <w:rPr>
-          <w:color w:val="00B0F0"/>
-          <w:sz w:val="22"/>
-          <w:szCs w:val="22"/>
-        </w:rPr>
-        <w:t xml:space="preserve">based on </w:t>
-      </w:r>
-      <w:r>
-        <w:rPr>
-          <w:color w:val="00B0F0"/>
+        <w:t xml:space="preserve"> in Arctic greening over the past </w:t>
+      </w:r>
+      <w:r>
+        <w:rPr>
+          <w:sz w:val="22"/>
+          <w:szCs w:val="22"/>
+        </w:rPr>
+        <w:t>decades</w:t>
+      </w:r>
+      <w:r>
+        <w:rPr>
+          <w:sz w:val="22"/>
+          <w:szCs w:val="22"/>
+        </w:rPr>
+        <w:t xml:space="preserve"> based on </w:t>
+      </w:r>
+      <w:r>
+        <w:rPr>
           <w:sz w:val="22"/>
           <w:szCs w:val="22"/>
         </w:rPr>
@@ -1425,7 +1387,6 @@
       </w:r>
       <w:r>
         <w:rPr>
-          <w:color w:val="00B0F0"/>
           <w:sz w:val="22"/>
           <w:szCs w:val="22"/>
         </w:rPr>
@@ -1433,7 +1394,6 @@
       </w:r>
       <w:r>
         <w:rPr>
-          <w:color w:val="00B0F0"/>
           <w:sz w:val="22"/>
           <w:szCs w:val="22"/>
         </w:rPr>
